--- a/UserfulLinks.docx
+++ b/UserfulLinks.docx
@@ -3,23 +3,49 @@
 <w:document xmlns:wpc="http://schemas.microsoft.com/office/word/2010/wordprocessingCanvas" xmlns:cx="http://schemas.microsoft.com/office/drawing/2014/chartex" xmlns:cx1="http://schemas.microsoft.com/office/drawing/2015/9/8/chartex" xmlns:cx2="http://schemas.microsoft.com/office/drawing/2015/10/21/chartex" xmlns:cx3="http://schemas.microsoft.com/office/drawing/2016/5/9/chartex" xmlns:cx4="http://schemas.microsoft.com/office/drawing/2016/5/10/chartex" xmlns:cx5="http://schemas.microsoft.com/office/drawing/2016/5/11/chartex" xmlns:cx6="http://schemas.microsoft.com/office/drawing/2016/5/12/chartex" xmlns:cx7="http://schemas.microsoft.com/office/drawing/2016/5/13/chartex" xmlns:cx8="http://schemas.microsoft.com/office/drawing/2016/5/14/chartex" xmlns:mc="http://schemas.openxmlformats.org/markup-compatibility/2006" xmlns:aink="http://schemas.microsoft.com/office/drawing/2016/ink" xmlns:am3d="http://schemas.microsoft.com/office/drawing/2017/model3d" xmlns:o="urn:schemas-microsoft-com:office:office" xmlns:oel="http://schemas.microsoft.com/office/2019/extlst" xmlns:r="http://schemas.openxmlformats.org/officeDocument/2006/relationships" xmlns:m="http://schemas.openxmlformats.org/officeDocument/2006/math" xmlns:v="urn:schemas-microsoft-com:vml" xmlns:wp14="http://schemas.microsoft.com/office/word/2010/wordprocessingDrawing" xmlns:wp="http://schemas.openxmlformats.org/drawingml/2006/wordprocessingDrawing" xmlns:w10="urn:schemas-microsoft-com:office:word" xmlns:w="http://schemas.openxmlformats.org/wordprocessingml/2006/main" xmlns:w14="http://schemas.microsoft.com/office/word/2010/wordml" xmlns:w15="http://schemas.microsoft.com/office/word/2012/wordml" xmlns:w16cex="http://schemas.microsoft.com/office/word/2018/wordml/cex" xmlns:w16cid="http://schemas.microsoft.com/office/word/2016/wordml/cid" xmlns:w16="http://schemas.microsoft.com/office/word/2018/wordml" xmlns:w16du="http://schemas.microsoft.com/office/word/2023/wordml/word16du" xmlns:w16sdtdh="http://schemas.microsoft.com/office/word/2020/wordml/sdtdatahash" xmlns:w16sdtfl="http://schemas.microsoft.com/office/word/2024/wordml/sdtformatlock" xmlns:w16se="http://schemas.microsoft.com/office/word/2015/wordml/symex" xmlns:wpg="http://schemas.microsoft.com/office/word/2010/wordprocessingGroup" xmlns:wpi="http://schemas.microsoft.com/office/word/2010/wordprocessingInk" xmlns:wne="http://schemas.microsoft.com/office/word/2006/wordml" xmlns:wps="http://schemas.microsoft.com/office/word/2010/wordprocessingShape" mc:Ignorable="w14 w15 w16se w16cid w16 w16cex w16sdtdh w16sdtfl w16du wp14">
   <w:body>
     <w:p>
+      <w:pPr>
+        <w:rPr>
+          <w:b/>
+          <w:bCs/>
+        </w:rPr>
+      </w:pPr>
       <w:r>
+        <w:rPr>
+          <w:b/>
+          <w:bCs/>
+        </w:rPr>
         <w:t>DeepSeek 模型接入到 Claude Code、</w:t>
       </w:r>
       <w:proofErr w:type="spellStart"/>
       <w:r>
+        <w:rPr>
+          <w:b/>
+          <w:bCs/>
+        </w:rPr>
         <w:t>OpenCode</w:t>
       </w:r>
       <w:proofErr w:type="spellEnd"/>
       <w:r>
+        <w:rPr>
+          <w:b/>
+          <w:bCs/>
+        </w:rPr>
         <w:t>、</w:t>
       </w:r>
       <w:proofErr w:type="spellStart"/>
       <w:r>
+        <w:rPr>
+          <w:b/>
+          <w:bCs/>
+        </w:rPr>
         <w:t>OpenClaw</w:t>
       </w:r>
       <w:proofErr w:type="spellEnd"/>
       <w:r>
+        <w:rPr>
+          <w:b/>
+          <w:bCs/>
+        </w:rPr>
         <w:t xml:space="preserve"> 等主流 AI 工具中</w:t>
       </w:r>
     </w:p>
@@ -29,22 +55,115 @@
         <w:t>https://api-docs.deepseek.com/zh-cn/guides/coding_agents</w:t>
       </w:r>
     </w:p>
-    <w:p/>
-    <w:p/>
     <w:p>
+      <w:pPr>
+        <w:rPr>
+          <w:rFonts w:hint="eastAsia"/>
+        </w:rPr>
+      </w:pPr>
+    </w:p>
+    <w:p>
+      <w:pPr>
+        <w:rPr>
+          <w:b/>
+          <w:bCs/>
+        </w:rPr>
+      </w:pPr>
       <w:proofErr w:type="spellStart"/>
       <w:r>
+        <w:rPr>
+          <w:b/>
+          <w:bCs/>
+        </w:rPr>
         <w:t>Autogen</w:t>
       </w:r>
       <w:proofErr w:type="spellEnd"/>
       <w:r>
+        <w:rPr>
+          <w:b/>
+          <w:bCs/>
+        </w:rPr>
         <w:t xml:space="preserve"> Details:</w:t>
       </w:r>
     </w:p>
     <w:p/>
     <w:p>
+      <w:hyperlink r:id="rId4" w:history="1">
+        <w:r>
+          <w:rPr>
+            <w:rStyle w:val="ae"/>
+          </w:rPr>
+          <w:t>https://microsoft.github.io/autogen/stable/user-guide/agentchat-user-guide/tutorial/index.html</w:t>
+        </w:r>
+      </w:hyperlink>
+    </w:p>
+    <w:p/>
+    <w:p>
+      <w:pPr>
+        <w:rPr>
+          <w:b/>
+          <w:bCs/>
+        </w:rPr>
+      </w:pPr>
+      <w:proofErr w:type="spellStart"/>
       <w:r>
-        <w:t>https://microsoft.github.io/autogen/stable/user-guide/agentchat-user-guide/tutorial/index.html</w:t>
+        <w:rPr>
+          <w:b/>
+          <w:bCs/>
+        </w:rPr>
+        <w:t>Deepseek</w:t>
+      </w:r>
+      <w:proofErr w:type="spellEnd"/>
+      <w:r>
+        <w:rPr>
+          <w:b/>
+          <w:bCs/>
+        </w:rPr>
+        <w:t xml:space="preserve"> API key:</w:t>
+      </w:r>
+    </w:p>
+    <w:p>
+      <w:hyperlink r:id="rId5" w:history="1">
+        <w:r>
+          <w:rPr>
+            <w:rStyle w:val="ae"/>
+          </w:rPr>
+          <w:t>https://platform.deepseek.com/api_keys</w:t>
+        </w:r>
+      </w:hyperlink>
+    </w:p>
+    <w:p>
+      <w:pPr>
+        <w:rPr>
+          <w:b/>
+          <w:bCs/>
+        </w:rPr>
+      </w:pPr>
+      <w:proofErr w:type="spellStart"/>
+      <w:r>
+        <w:rPr>
+          <w:b/>
+          <w:bCs/>
+        </w:rPr>
+        <w:t>Aliyun</w:t>
+      </w:r>
+      <w:proofErr w:type="spellEnd"/>
+      <w:r>
+        <w:rPr>
+          <w:b/>
+          <w:bCs/>
+        </w:rPr>
+        <w:t xml:space="preserve"> API key:</w:t>
+      </w:r>
+    </w:p>
+    <w:p>
+      <w:pPr>
+        <w:rPr>
+          <w:rFonts w:hint="eastAsia"/>
+        </w:rPr>
+      </w:pPr>
+      <w:r>
+        <w:t>https://bailian.console.aliyun.com/cn-beijing?tab=home#/home</w:t>
       </w:r>
     </w:p>
     <w:sectPr>
@@ -981,6 +1100,29 @@
       <w:spacing w:val="5"/>
     </w:rPr>
   </w:style>
+  <w:style w:type="character" w:styleId="ae">
+    <w:name w:val="Hyperlink"/>
+    <w:basedOn w:val="a0"/>
+    <w:uiPriority w:val="99"/>
+    <w:unhideWhenUsed/>
+    <w:rsid w:val="006127B6"/>
+    <w:rPr>
+      <w:color w:val="467886" w:themeColor="hyperlink"/>
+      <w:u w:val="single"/>
+    </w:rPr>
+  </w:style>
+  <w:style w:type="character" w:styleId="af">
+    <w:name w:val="Unresolved Mention"/>
+    <w:basedOn w:val="a0"/>
+    <w:uiPriority w:val="99"/>
+    <w:semiHidden/>
+    <w:unhideWhenUsed/>
+    <w:rsid w:val="006127B6"/>
+    <w:rPr>
+      <w:color w:val="605E5C"/>
+      <w:shd w:val="clear" w:color="auto" w:fill="E1DFDD"/>
+    </w:rPr>
+  </w:style>
 </w:styles>
 </file>
 

--- a/UserfulLinks.docx
+++ b/UserfulLinks.docx
@@ -55,13 +55,7 @@
         <w:t>https://api-docs.deepseek.com/zh-cn/guides/coding_agents</w:t>
       </w:r>
     </w:p>
-    <w:p>
-      <w:pPr>
-        <w:rPr>
-          <w:rFonts w:hint="eastAsia"/>
-        </w:rPr>
-      </w:pPr>
-    </w:p>
+    <w:p/>
     <w:p>
       <w:pPr>
         <w:rPr>
@@ -157,13 +151,334 @@
       </w:r>
     </w:p>
     <w:p>
+      <w:hyperlink r:id="rId6" w:history="1">
+        <w:r>
+          <w:rPr>
+            <w:rStyle w:val="ae"/>
+          </w:rPr>
+          <w:t>https://bailian.console.aliyun.com/cn-beijing?tab=home#/home</w:t>
+        </w:r>
+      </w:hyperlink>
+    </w:p>
+    <w:p/>
+    <w:p>
       <w:pPr>
         <w:rPr>
           <w:rFonts w:hint="eastAsia"/>
         </w:rPr>
       </w:pPr>
       <w:r>
-        <w:t>https://bailian.console.aliyun.com/cn-beijing?tab=home#/home</w:t>
+        <w:rPr>
+          <w:rFonts w:hint="eastAsia"/>
+        </w:rPr>
+        <w:t>Ai 编程练习</w:t>
+      </w:r>
+    </w:p>
+    <w:p>
+      <w:pPr>
+        <w:rPr>
+          <w:b/>
+          <w:bCs/>
+        </w:rPr>
+      </w:pPr>
+      <w:r>
+        <w:rPr>
+          <w:b/>
+          <w:bCs/>
+        </w:rPr>
+        <w:t>请使用 Python 3.12 实现函数，生成test_sort.py：</w:t>
+      </w:r>
+    </w:p>
+    <w:p/>
+    <w:p>
+      <w:r>
+        <w:t xml:space="preserve">def </w:t>
+      </w:r>
+      <w:proofErr w:type="spellStart"/>
+      <w:r>
+        <w:t>longest_unique_</w:t>
+      </w:r>
+      <w:proofErr w:type="gramStart"/>
+      <w:r>
+        <w:t>substring</w:t>
+      </w:r>
+      <w:proofErr w:type="spellEnd"/>
+      <w:r>
+        <w:t>(</w:t>
+      </w:r>
+      <w:proofErr w:type="gramEnd"/>
+      <w:r>
+        <w:t xml:space="preserve">s: str) -&gt; </w:t>
+      </w:r>
+      <w:proofErr w:type="gramStart"/>
+      <w:r>
+        <w:t>tuple[</w:t>
+      </w:r>
+      <w:proofErr w:type="gramEnd"/>
+      <w:r>
+        <w:t>int, str]:</w:t>
+      </w:r>
+    </w:p>
+    <w:p/>
+    <w:p>
+      <w:r>
+        <w:t>返回字符串 s 中最长的不含重复字符的连续子串长度，以及该子串本身。</w:t>
+      </w:r>
+    </w:p>
+    <w:p/>
+    <w:p>
+      <w:r>
+        <w:t>要求：</w:t>
+      </w:r>
+    </w:p>
+    <w:p/>
+    <w:p>
+      <w:r>
+        <w:t>1. 时间复杂度必须为 O(n)。</w:t>
+      </w:r>
+    </w:p>
+    <w:p>
+      <w:r>
+        <w:t>2. 空间复杂度为 O(min(n, 字符集大小))。</w:t>
+      </w:r>
+    </w:p>
+    <w:p>
+      <w:r>
+        <w:t>3. 如果存在多个最长子串，返回最先出现的那个。</w:t>
+      </w:r>
+    </w:p>
+    <w:p>
+      <w:r>
+        <w:t>4. 空字符串返回 (0, "")。</w:t>
+      </w:r>
+    </w:p>
+    <w:p>
+      <w:r>
+        <w:lastRenderedPageBreak/>
+        <w:t>5. 必须正确处理 Unicode 字符。</w:t>
+      </w:r>
+    </w:p>
+    <w:p>
+      <w:r>
+        <w:t>6. 不允许使用正则表达式。</w:t>
+      </w:r>
+    </w:p>
+    <w:p>
+      <w:r>
+        <w:t>7. 先简要说明算法思路和复杂度，再给出完整代码。</w:t>
+      </w:r>
+    </w:p>
+    <w:p>
+      <w:r>
+        <w:t>8. 最后提供至少 8 个覆盖边界情况的测试用例及预期输出。</w:t>
+      </w:r>
+    </w:p>
+    <w:p/>
+    <w:p/>
+    <w:p>
+      <w:pPr>
+        <w:rPr>
+          <w:b/>
+          <w:bCs/>
+        </w:rPr>
+      </w:pPr>
+      <w:r>
+        <w:rPr>
+          <w:b/>
+          <w:bCs/>
+        </w:rPr>
+        <w:t>请使用 Python 3.12 实现函数，生成 test_merge.py：</w:t>
+      </w:r>
+    </w:p>
+    <w:p/>
+    <w:p>
+      <w:r>
+        <w:t xml:space="preserve">def </w:t>
+      </w:r>
+      <w:proofErr w:type="spellStart"/>
+      <w:r>
+        <w:t>merge_sorted_</w:t>
+      </w:r>
+      <w:proofErr w:type="gramStart"/>
+      <w:r>
+        <w:t>arrays</w:t>
+      </w:r>
+      <w:proofErr w:type="spellEnd"/>
+      <w:r>
+        <w:t>(</w:t>
+      </w:r>
+      <w:proofErr w:type="gramEnd"/>
+      <w:r>
+        <w:t>arr1: list[int], arr2: list[int]) -&gt; list[int]:</w:t>
+      </w:r>
+    </w:p>
+    <w:p/>
+    <w:p>
+      <w:r>
+        <w:t>合并两个已按非递减顺序排列的整数数组 arr1 和 arr2，返回一个新的合并后的非递减数组。</w:t>
+      </w:r>
+    </w:p>
+    <w:p/>
+    <w:p>
+      <w:r>
+        <w:t>要求：</w:t>
+      </w:r>
+    </w:p>
+    <w:p>
+      <w:r>
+        <w:t>1. 时间复杂度必须为 O(m + n)，其中 m 和 n 分别是两个数组的长度。</w:t>
+      </w:r>
+    </w:p>
+    <w:p>
+      <w:r>
+        <w:t>2. 空间复杂度必须为 O(m + n)（用于存放返回结果）。</w:t>
+      </w:r>
+    </w:p>
+    <w:p>
+      <w:r>
+        <w:t>3. 如果其中一个数组为空，返回另一个数组的副本（非引用）。</w:t>
+      </w:r>
+    </w:p>
+    <w:p>
+      <w:r>
+        <w:t>4. 必须正确处理重复元素（如 [1,1,2] 和 [1,3] -&gt; [1,1,1,2,3]）。</w:t>
+      </w:r>
+    </w:p>
+    <w:p>
+      <w:r>
+        <w:t xml:space="preserve">5. 不允许使用 Python 内置的 sort() 函数或 </w:t>
+      </w:r>
+      <w:proofErr w:type="spellStart"/>
+      <w:r>
+        <w:t>heapq.merge</w:t>
+      </w:r>
+      <w:proofErr w:type="spellEnd"/>
+      <w:r>
+        <w:t>() 来完成合并逻辑，必须使用双指针手动遍历。</w:t>
+      </w:r>
+    </w:p>
+    <w:p>
+      <w:r>
+        <w:t>6. 先简要说明算法思路和复杂度，再给出完整代码。</w:t>
+      </w:r>
+    </w:p>
+    <w:p>
+      <w:r>
+        <w:t>7. 最后提供至少 8 个覆盖边界情况的测试用例及预期输出，包含空数组、大量重复元素、负数等场景。</w:t>
+      </w:r>
+    </w:p>
+    <w:p/>
+    <w:p/>
+    <w:p>
+      <w:pPr>
+        <w:rPr>
+          <w:b/>
+          <w:bCs/>
+        </w:rPr>
+      </w:pPr>
+      <w:r>
+        <w:rPr>
+          <w:b/>
+          <w:bCs/>
+        </w:rPr>
+        <w:t>请使用 Python 3.12 实现函数，生成 test_parser.py：</w:t>
+      </w:r>
+    </w:p>
+    <w:p/>
+    <w:p>
+      <w:r>
+        <w:t xml:space="preserve">def </w:t>
+      </w:r>
+      <w:proofErr w:type="spellStart"/>
+      <w:r>
+        <w:t>parse_key_value_</w:t>
+      </w:r>
+      <w:proofErr w:type="gramStart"/>
+      <w:r>
+        <w:t>pairs</w:t>
+      </w:r>
+      <w:proofErr w:type="spellEnd"/>
+      <w:r>
+        <w:t>(</w:t>
+      </w:r>
+      <w:proofErr w:type="gramEnd"/>
+      <w:r>
+        <w:t xml:space="preserve">text: str) -&gt; </w:t>
+      </w:r>
+      <w:proofErr w:type="spellStart"/>
+      <w:proofErr w:type="gramStart"/>
+      <w:r>
+        <w:t>dict</w:t>
+      </w:r>
+      <w:proofErr w:type="spellEnd"/>
+      <w:r>
+        <w:t>[</w:t>
+      </w:r>
+      <w:proofErr w:type="gramEnd"/>
+      <w:r>
+        <w:t>str, str]:</w:t>
+      </w:r>
+    </w:p>
+    <w:p/>
+    <w:p>
+      <w:r>
+        <w:t>解析形如 "key1=value1; key2=value2; key3=value3" 的字符串，返回对应的字典。</w:t>
+      </w:r>
+    </w:p>
+    <w:p>
+      <w:r>
+        <w:t>其中 key 仅包含字母和数字，value 可以包含除分号（;）和等号（=）之外的任意可见字符（包括空格）。</w:t>
+      </w:r>
+    </w:p>
+    <w:p/>
+    <w:p>
+      <w:r>
+        <w:t>要求：</w:t>
+      </w:r>
+    </w:p>
+    <w:p>
+      <w:r>
+        <w:t>1. 时间复杂度必须为 O(n)，其中 n 是字符串长度。</w:t>
+      </w:r>
+    </w:p>
+    <w:p>
+      <w:r>
+        <w:t>2. 空间复杂度为 O(k)，其中 k 是键值对数量。</w:t>
+      </w:r>
+    </w:p>
+    <w:p>
+      <w:r>
+        <w:t>3. 如果输入为空字符串，返回空字典。</w:t>
+      </w:r>
+    </w:p>
+    <w:p>
+      <w:r>
+        <w:t>4. 必须正确处理 value 中包含空格的情况（如 "name=John Doe; age=30"）。</w:t>
+      </w:r>
+    </w:p>
+    <w:p>
+      <w:r>
+        <w:t>5. 必须正确处理异常格式，忽略格式错误的键值对（例如缺少等号或 key 为空），但不能抛出异常导致程序崩溃。</w:t>
+      </w:r>
+    </w:p>
+    <w:p>
+      <w:r>
+        <w:t>6. 不允许使用正则表达式（re 模块）或 split() 的复杂魔法（允许使用一次 split(';') 做初步分隔，但等号的拆分必须手写逻辑）。</w:t>
+      </w:r>
+    </w:p>
+    <w:p>
+      <w:r>
+        <w:t>7. 先简要说明算法思路和复杂度，再给出完整代码。</w:t>
+      </w:r>
+    </w:p>
+    <w:p>
+      <w:pPr>
+        <w:rPr>
+          <w:rFonts w:hint="eastAsia"/>
+        </w:rPr>
+      </w:pPr>
+      <w:r>
+        <w:t>8. 最后提供至少 8 个覆盖边界情况的测试用例及预期输出，包含空字符串、缺少等号、连续分号、带空格的 key/value、仅 key 无 value 等情况。</w:t>
       </w:r>
     </w:p>
     <w:sectPr>
